--- a/docs/07_Arquitectura_Sistema.docx
+++ b/docs/07_Arquitectura_Sistema.docx
@@ -204,55 +204,29 @@
         <w:spacing w:after="80"/>
       </w:pPr>
       <w:r>
-        <w:t>El sistema implementa una Arquitectura Limpia (Clean Architecture) organizada en capas concéntricas con flujo de dependencias unidireccional:</w:t>
+        <w:t>El sistema implementa una Arquitectura Limpia (Clean Architecture) organizada en capas concéntricas con flujo de dependencias unidireccional. A continuación se presentan los diagramas de cada capa del sistema.</w:t>
       </w:r>
     </w:p>
     <w:p>
       <w:pPr>
-        <w:spacing w:before="80" w:after="120"/>
-        <w:shd w:fill="F1F5F9"/>
+        <w:spacing w:before="160" w:after="40"/>
       </w:pPr>
       <w:r>
         <w:rPr>
-          <w:rFonts w:ascii="Consolas" w:hAnsi="Consolas"/>
-          <w:color w:val="0F172A"/>
-          <w:sz w:val="19"/>
+          <w:rFonts w:ascii="Calibri" w:hAnsi="Calibri"/>
+          <w:b/>
+          <w:color w:val="1E293B"/>
+          <w:sz w:val="24"/>
         </w:rPr>
-        <w:t>┌─────────────────────────────────────────────────────────────┐</w:t>
-        <w:br/>
-        <w:t>│                    CAPA DE PRESENTACIÓN                     │</w:t>
-        <w:br/>
-        <w:t>│    (React 18 + TypeScript + Tailwind CSS + Lucide Icons)    │</w:t>
-        <w:br/>
-        <w:t>│  [Vistas: Login, Dashboard, PedidoForm, PedidosLista, etc.] │</w:t>
-        <w:br/>
-        <w:t>└──────────────────────────────┬──────────────────────────────┘</w:t>
-        <w:br/>
-        <w:t xml:space="preserve">                               │</w:t>
-        <w:br/>
-        <w:t xml:space="preserve">                               ▼</w:t>
-        <w:br/>
-        <w:t>┌─────────────────────────────────────────────────────────────┐</w:t>
-        <w:br/>
-        <w:t>│                  CAPA DE ESTADO Y NEGOCIO                   │</w:t>
-        <w:br/>
-        <w:t>│   (React Context API: AppContext + Custom Hooks + Reducers) │</w:t>
-        <w:br/>
-        <w:t>│ [Lógica: Validación Stock, Cálculo Totales, Filtros Reactivos]│</w:t>
-        <w:br/>
-        <w:t>└──────────────────────────────┬──────────────────────────────┘</w:t>
-        <w:br/>
-        <w:t xml:space="preserve">                               │</w:t>
-        <w:br/>
-        <w:t xml:space="preserve">                               ▼</w:t>
-        <w:br/>
-        <w:t>┌─────────────────────────────────────────────────────────────┐</w:t>
-        <w:br/>
-        <w:t>│                 CAPA DE ACCESO A DATOS                      │</w:t>
-        <w:br/>
-        <w:t>│ (Mock Data Engine / REST API Client / LocalStorage Cache)   │</w:t>
-        <w:br/>
-        <w:t>└─────────────────────────────────────────────────────────────┘</w:t>
+        <w:t>2.1. Arquitectura General (Modelo C4)</w:t>
+      </w:r>
+    </w:p>
+    <w:p>
+      <w:pPr>
+        <w:spacing w:after="80"/>
+      </w:pPr>
+      <w:r>
+        <w:t>![Diagrama General PWA](./diagramas/04_general.png)</w:t>
       </w:r>
     </w:p>
     <w:p>
@@ -266,35 +240,59 @@
           <w:color w:val="F97316"/>
           <w:sz w:val="28"/>
         </w:rPr>
-        <w:t>3. VISTA DE DESARROLLO (ESTRUCTURA MODULAR)</w:t>
+        <w:t>3. VISTA DE DESARROLLO (CAPA FRONTEND Y SERVICE WORKER)</w:t>
       </w:r>
     </w:p>
     <w:p>
       <w:pPr>
-        <w:spacing w:before="80" w:after="120"/>
-        <w:shd w:fill="F1F5F9"/>
+        <w:spacing w:after="80"/>
+      </w:pPr>
+      <w:r>
+        <w:t>La arquitectura cliente-servidor se divide en el flujo de la aplicación React y el motor Offline administrado por el Service Worker.</w:t>
+      </w:r>
+    </w:p>
+    <w:p>
+      <w:pPr>
+        <w:spacing w:before="160" w:after="40"/>
       </w:pPr>
       <w:r>
         <w:rPr>
-          <w:rFonts w:ascii="Consolas" w:hAnsi="Consolas"/>
-          <w:color w:val="0F172A"/>
-          <w:sz w:val="19"/>
+          <w:rFonts w:ascii="Calibri" w:hAnsi="Calibri"/>
+          <w:b/>
+          <w:color w:val="1E293B"/>
+          <w:sz w:val="24"/>
         </w:rPr>
-        <w:t>frontend/src/</w:t>
-        <w:br/>
-        <w:t>├── __tests__/            # Suite de pruebas unitarias automatizadas (Vitest)</w:t>
-        <w:br/>
-        <w:t>├── components/           # Componentes modulares reutilizables</w:t>
-        <w:br/>
-        <w:t>│   ├── common/           # Componentes atómicos (Badge, Modal, MontoPrivado)</w:t>
-        <w:br/>
-        <w:t>│   └── layout/           # Elementos estructurales (Navbar)</w:t>
-        <w:br/>
-        <w:t>├── context/              # Capa de estado global inmutable (AppContext.tsx)</w:t>
-        <w:br/>
-        <w:t>├── data/                 # Modelos de datos TypeScript y catálogo (mockData.ts)</w:t>
-        <w:br/>
-        <w:t>└── pages/                # Vistas de la aplicación (Dashboard, Pedidos, Productos, Login)</w:t>
+        <w:t>3.1. Arquitectura de Frontend</w:t>
+      </w:r>
+    </w:p>
+    <w:p>
+      <w:pPr>
+        <w:spacing w:after="80"/>
+      </w:pPr>
+      <w:r>
+        <w:t>![Diagrama Frontend](./diagramas/01_frontend.png)</w:t>
+      </w:r>
+    </w:p>
+    <w:p>
+      <w:pPr>
+        <w:spacing w:before="160" w:after="40"/>
+      </w:pPr>
+      <w:r>
+        <w:rPr>
+          <w:rFonts w:ascii="Calibri" w:hAnsi="Calibri"/>
+          <w:b/>
+          <w:color w:val="1E293B"/>
+          <w:sz w:val="24"/>
+        </w:rPr>
+        <w:t>3.2. Arquitectura de Service Worker (PWA)</w:t>
+      </w:r>
+    </w:p>
+    <w:p>
+      <w:pPr>
+        <w:spacing w:after="80"/>
+      </w:pPr>
+      <w:r>
+        <w:t>![Diagrama Service Worker](./diagramas/02_service_worker.png)</w:t>
       </w:r>
     </w:p>
     <w:p>
@@ -308,57 +306,37 @@
           <w:color w:val="F97316"/>
           <w:sz w:val="28"/>
         </w:rPr>
-        <w:t>4. VISTA DE PROCESOS (FLUJO TRANSACCIONAL DE PEDIDOS)</w:t>
+        <w:t>4. VISTA DE PROCESOS (FLUJO TRANSACCIONAL Y BACKEND)</w:t>
       </w:r>
     </w:p>
     <w:p>
       <w:pPr>
-        <w:spacing w:before="80" w:after="120"/>
-        <w:shd w:fill="F1F5F9"/>
+        <w:spacing w:after="80"/>
+      </w:pPr>
+      <w:r>
+        <w:t>El backend procesa la lógica de negocio y autoriza las transacciones contra la base de datos PostgreSQL.</w:t>
+      </w:r>
+    </w:p>
+    <w:p>
+      <w:pPr>
+        <w:spacing w:before="160" w:after="40"/>
       </w:pPr>
       <w:r>
         <w:rPr>
-          <w:rFonts w:ascii="Consolas" w:hAnsi="Consolas"/>
-          <w:color w:val="0F172A"/>
-          <w:sz w:val="19"/>
+          <w:rFonts w:ascii="Calibri" w:hAnsi="Calibri"/>
+          <w:b/>
+          <w:color w:val="1E293B"/>
+          <w:sz w:val="24"/>
         </w:rPr>
-        <w:t>[Cliente: Confirmar Pedido]</w:t>
-        <w:br/>
-        <w:t xml:space="preserve">           │</w:t>
-        <w:br/>
-        <w:t xml:space="preserve">           ▼</w:t>
-        <w:br/>
-        <w:t>[AppContext: Validar Existencias de Ítems]</w:t>
-        <w:br/>
-        <w:t xml:space="preserve">           │</w:t>
-        <w:br/>
-        <w:t xml:space="preserve">     ┌─────┴─────┐</w:t>
-        <w:br/>
-        <w:t>[Hay Stock]   [Sin Stock] ──► [Notificar Error y Bloquear Envío]</w:t>
-        <w:br/>
-        <w:t xml:space="preserve">     │</w:t>
-        <w:br/>
-        <w:t xml:space="preserve">     ▼</w:t>
-        <w:br/>
-        <w:t>[Generar ID Único: PED-2026-XXXX]</w:t>
-        <w:br/>
-        <w:t xml:space="preserve">     │</w:t>
-        <w:br/>
-        <w:t xml:space="preserve">     ▼</w:t>
-        <w:br/>
-        <w:t>[Deducir Stock de Productos en Memoria/BD]</w:t>
-        <w:br/>
-        <w:t xml:space="preserve">     │</w:t>
-        <w:br/>
-        <w:t xml:space="preserve">     ▼</w:t>
-        <w:br/>
-        <w:t>[Agregar Pedido a Lista Global con Estado: 'Recibido']</w:t>
-        <w:br/>
-        <w:t xml:space="preserve">     │</w:t>
-        <w:br/>
-        <w:t xml:space="preserve">     ▼</w:t>
-        <w:br/>
-        <w:t>[Actualizar Tarjetas de Métricas en Dashboard]</w:t>
+        <w:t>4.1. Arquitectura Backend y Datos</w:t>
+      </w:r>
+    </w:p>
+    <w:p>
+      <w:pPr>
+        <w:spacing w:after="80"/>
+      </w:pPr>
+      <w:r>
+        <w:t>![Diagrama Backend y Datos](./diagramas/03_backend.png)</w:t>
       </w:r>
     </w:p>
     <w:p>
